--- a/klagomål/A 36873-2026 FSC-klagomål.docx
+++ b/klagomål/A 36873-2026 FSC-klagomål.docx
@@ -765,7 +765,7 @@
     <w:r>
       <w:tab/>
       <w:tab/>
-      <w:t>2026-09-14</w:t>
+      <w:t>2026-09-15</w:t>
       <w:br/>
       <w:br/>
     </w:r>

--- a/klagomål/A 36873-2026 FSC-klagomål.docx
+++ b/klagomål/A 36873-2026 FSC-klagomål.docx
@@ -765,7 +765,7 @@
     <w:r>
       <w:tab/>
       <w:tab/>
-      <w:t>2026-09-15</w:t>
+      <w:t>2026-09-16</w:t>
       <w:br/>
       <w:br/>
     </w:r>

--- a/klagomål/A 36873-2026 FSC-klagomål.docx
+++ b/klagomål/A 36873-2026 FSC-klagomål.docx
@@ -765,7 +765,7 @@
     <w:r>
       <w:tab/>
       <w:tab/>
-      <w:t>2026-09-16</w:t>
+      <w:t>2026-09-17</w:t>
       <w:br/>
       <w:br/>
     </w:r>

--- a/klagomål/A 36873-2026 FSC-klagomål.docx
+++ b/klagomål/A 36873-2026 FSC-klagomål.docx
@@ -765,7 +765,7 @@
     <w:r>
       <w:tab/>
       <w:tab/>
-      <w:t>2026-09-17</w:t>
+      <w:t>2026-09-18</w:t>
       <w:br/>
       <w:br/>
     </w:r>

--- a/klagomål/A 36873-2026 FSC-klagomål.docx
+++ b/klagomål/A 36873-2026 FSC-klagomål.docx
@@ -765,7 +765,7 @@
     <w:r>
       <w:tab/>
       <w:tab/>
-      <w:t>2026-09-18</w:t>
+      <w:t>2026-09-19</w:t>
       <w:br/>
       <w:br/>
     </w:r>

--- a/klagomål/A 36873-2026 FSC-klagomål.docx
+++ b/klagomål/A 36873-2026 FSC-klagomål.docx
@@ -216,12 +216,12 @@
         <w:spacing w:after="240"/>
       </w:pPr>
       <w:r>
-        <w:t>Figur 1. Fyndplatser för naturvårdsarter i och inom 6 meter från avverkningsanmälan. Markörer utan svart kant är placerade på fyndplatsen. Markörer med svart kant är placerade vid sidan av fyndplatsen och har ett svart streck som visar fyndplatsens exakta position. Kartans mittpunktskoordinat är N 6850488, E 407075 i SWEREF 99 TM.</w:t>
+        <w:t>Figur 1. Fyndplatser för naturvårdsarter i och inom 23 meter från avverkningsanmälan. Markörer utan svart kant är placerade på fyndplatsen. Markörer med svart kant är placerade vid sidan av fyndplatsen och har ett svart streck som visar fyndplatsens exakta position. Kartans mittpunktskoordinat är N 6850488, E 407075 i SWEREF 99 TM.</w:t>
       </w:r>
     </w:p>
     <w:p>
       <w:r>
-        <w:t>I och inom 6 meter från avverkningsanmälan finns fynd av 7 naturvårdsarter, varav 7 är rödlistade och 3 är typiska (T): blanksvart spiklav (NT), blå taggsvamp (NT, T), dropptaggsvamp (NT, T), kolflarnlav (NT, T), mörk kolflarnlav (NT), skarp dropptaggsvamp (NT) och vedflamlav (NT). Se Figur 1.</w:t>
+        <w:t>I och inom 23 meter från avverkningsanmälan finns fynd av 7 naturvårdsarter, varav 7 är rödlistade och 3 är typiska (T): blanksvart spiklav (NT), blå taggsvamp (NT, T), dropptaggsvamp (NT, T), kolflarnlav (NT, T), mörk kolflarnlav (NT), skarp dropptaggsvamp (NT) och vedflamlav (NT). Se Figur 1.</w:t>
       </w:r>
     </w:p>
     <w:p>
@@ -765,7 +765,7 @@
     <w:r>
       <w:tab/>
       <w:tab/>
-      <w:t>2026-09-19</w:t>
+      <w:t>2026-09-21</w:t>
       <w:br/>
       <w:br/>
     </w:r>

--- a/klagomål/A 36873-2026 FSC-klagomål.docx
+++ b/klagomål/A 36873-2026 FSC-klagomål.docx
@@ -765,7 +765,7 @@
     <w:r>
       <w:tab/>
       <w:tab/>
-      <w:t>2026-09-21</w:t>
+      <w:t>2026-09-23</w:t>
       <w:br/>
       <w:br/>
     </w:r>

--- a/klagomål/A 36873-2026 FSC-klagomål.docx
+++ b/klagomål/A 36873-2026 FSC-klagomål.docx
@@ -765,7 +765,7 @@
     <w:r>
       <w:tab/>
       <w:tab/>
-      <w:t>2026-09-23</w:t>
+      <w:t>2026-09-24</w:t>
       <w:br/>
       <w:br/>
     </w:r>

--- a/klagomål/A 36873-2026 FSC-klagomål.docx
+++ b/klagomål/A 36873-2026 FSC-klagomål.docx
@@ -765,7 +765,7 @@
     <w:r>
       <w:tab/>
       <w:tab/>
-      <w:t>2026-09-24</w:t>
+      <w:t>2026-09-25</w:t>
       <w:br/>
       <w:br/>
     </w:r>

--- a/klagomål/A 36873-2026 FSC-klagomål.docx
+++ b/klagomål/A 36873-2026 FSC-klagomål.docx
@@ -765,7 +765,7 @@
     <w:r>
       <w:tab/>
       <w:tab/>
-      <w:t>2026-09-25</w:t>
+      <w:t>2026-09-26</w:t>
       <w:br/>
       <w:br/>
     </w:r>

--- a/klagomål/A 36873-2026 FSC-klagomål.docx
+++ b/klagomål/A 36873-2026 FSC-klagomål.docx
@@ -765,7 +765,7 @@
     <w:r>
       <w:tab/>
       <w:tab/>
-      <w:t>2026-09-26</w:t>
+      <w:t>2026-09-27</w:t>
       <w:br/>
       <w:br/>
     </w:r>

--- a/klagomål/A 36873-2026 FSC-klagomål.docx
+++ b/klagomål/A 36873-2026 FSC-klagomål.docx
@@ -765,7 +765,7 @@
     <w:r>
       <w:tab/>
       <w:tab/>
-      <w:t>2026-09-27</w:t>
+      <w:t>2026-09-28</w:t>
       <w:br/>
       <w:br/>
     </w:r>

--- a/klagomål/A 36873-2026 FSC-klagomål.docx
+++ b/klagomål/A 36873-2026 FSC-klagomål.docx
@@ -765,7 +765,7 @@
     <w:r>
       <w:tab/>
       <w:tab/>
-      <w:t>2026-09-28</w:t>
+      <w:t>2026-09-29</w:t>
       <w:br/>
       <w:br/>
     </w:r>

--- a/klagomål/A 36873-2026 FSC-klagomål.docx
+++ b/klagomål/A 36873-2026 FSC-klagomål.docx
@@ -765,7 +765,7 @@
     <w:r>
       <w:tab/>
       <w:tab/>
-      <w:t>2026-09-29</w:t>
+      <w:t>2026-09-30</w:t>
       <w:br/>
       <w:br/>
     </w:r>

--- a/klagomål/A 36873-2026 FSC-klagomål.docx
+++ b/klagomål/A 36873-2026 FSC-klagomål.docx
@@ -765,7 +765,7 @@
     <w:r>
       <w:tab/>
       <w:tab/>
-      <w:t>2026-09-30</w:t>
+      <w:t>2026-10-01</w:t>
       <w:br/>
       <w:br/>
     </w:r>

--- a/klagomål/A 36873-2026 FSC-klagomål.docx
+++ b/klagomål/A 36873-2026 FSC-klagomål.docx
@@ -163,7 +163,7 @@
         <w:pStyle w:val="Title"/>
       </w:pPr>
       <w:r>
-        <w:t>Inledande FSC- /PEFC-klagomål – information om höga naturvärden i avverkningsanmälan A 36873-2026 i Älvdalens kommun</w:t>
+        <w:t>Inledande FSC- /PEFC-klagomål – information om höga naturvärden och fridlysta arter i avverkningsanmälan A 36873-2026 i Älvdalens kommun</w:t>
       </w:r>
     </w:p>
     <w:p>
@@ -221,7 +221,7 @@
     </w:p>
     <w:p>
       <w:r>
-        <w:t>I och inom 23 meter från avverkningsanmälan finns fynd av 7 naturvårdsarter, varav 7 är rödlistade och 3 är typiska (T): blanksvart spiklav (NT), blå taggsvamp (NT, T), dropptaggsvamp (NT, T), kolflarnlav (NT, T), mörk kolflarnlav (NT), skarp dropptaggsvamp (NT) och vedflamlav (NT). Se Figur 1.</w:t>
+        <w:t>I och inom 23 meter från avverkningsanmälan finns fynd av 25 naturvårdsarter, varav 21 är rödlistade, 6 är fridlysta, 12 är typiska (T) och 1 är signalart (S): fläckporing (VU, T), garnlav (VU, T), gräddporing (VU, T), smalfotad taggsvamp (VU), spadskinn (VU), blanksvart spiklav (NT), blå taggsvamp (NT, T), dropptaggsvamp (NT, T), dvärgbägarlav (NT, T), kolflarnlav (NT, T), kortskaftad ärgspik (NT), mörk kolflarnlav (NT), nordtagging (NT), skarp dropptaggsvamp (NT), svartvit taggsvamp (NT), talltita (NT, §4), tretåig hackspett (NT, T, §4), vaddporing (NT), varglav (NT, §8), vedflamlav (NT), vedskivlav (NT, T), plattlummer (S, T, §9), kransmossa (T), spillkråka (T, §4) och revlummer (§9). Se Figur 1.</w:t>
       </w:r>
     </w:p>
     <w:p>
@@ -244,7 +244,98 @@
     </w:p>
     <w:p>
       <w:r>
-        <w:t>Nedan följer beskrivningar av de naturvårdsarter och fridlysta arter som har sina livsmiljöer och växtplatser i den avverkningsanmälda skogen. De påträffade naturvårdsarterna är ett tydligt kvitto på att det rör sig om en skog med höga naturvärden.</w:t>
+        <w:t>Nedan följer beskrivningar av de naturvårdsarter och fridlysta arter som har sina livsmiljöer och växtplatser i den avverkningsanmälda skogen. Se även ytterligare artfakta i BILAGA 1. De påträffade naturvårdsarterna är ett tydligt kvitto på att det rör sig om en skog med höga naturvärden.</w:t>
+      </w:r>
+    </w:p>
+    <w:p>
+      <w:r>
+        <w:rPr>
+          <w:b/>
+        </w:rPr>
+        <w:t>Fläckporing (VU)</w:t>
+      </w:r>
+      <w:r>
+        <w:t xml:space="preserve"> är en mycket bra signalart som visar på tallnaturskogar med höga naturvärden. Den är placerad högst upp i Skogsstyrelsens värdepyramid för bedömning av skog med höga naturvärden och indikerar områden som är mer eller mindre opåverkade av skogsbruk och där det funnits en kontinuitet av tallågor i olika nedbrytningsstadier. För att på lång sikt bibehålla livskraftiga populationer i ett område behövs troligen större skyddade områden som tillåter att man upprätthåller en naturlig branddynamik. Fläckporing är typisk art för </w:t>
+      </w:r>
+      <w:r>
+        <w:rPr>
+          <w:i/>
+        </w:rPr>
+        <w:t>9010 Taiga</w:t>
+      </w:r>
+      <w:r>
+        <w:t xml:space="preserve"> (SLU Artdatabanken, 2024; Nitare &amp; Skogsstyrelsen, 2019).</w:t>
+      </w:r>
+    </w:p>
+    <w:p>
+      <w:r>
+        <w:rPr>
+          <w:b/>
+        </w:rPr>
+        <w:t>Garnlav (VU)</w:t>
+      </w:r>
+      <w:r>
+        <w:t xml:space="preserve"> är en utpräglad barrskogsart som ibland kan drapera träden i norrländska grannaturskogar med hög luftfuktighet. Den förekommer även i talldominerade bestånd där den, förutom i trädens grenverk, påträffas hängande över ojämnheter i tallbarken. Arten har minskat starkt i södra och mellersta Sverige och den minskar även i sitt nordliga utbredningsområde. Minskningstakten uppgår till 30 (20–50) % inom 50 år och överstiger gränsvärdet för Sårbar (VU). Orsaken till tillbakagången beror främst på slutavverkningar av naturskogsartade skogar. Bestånd med riklig förekomst bör regelmässigt sparas, vilket även gynnar flera andra sällsynta och rödlistade arter. Garnlav är värdväxt för den mycket sällsynta och akut hotade fjärilen barrskogslavfly (CR) som hör hemma i boreala barrskogar med riklig förekomst av värdväxten. Tidigare kunde arten konstateras årligen på flera platser vid Dala-Floda i Dalarna innan lokalerna kalavverkades. Senaste fyndet i landet av barrskogslavfly är från år 2000 då den påträffades vid Högberget i Sollefteå kommun. Garnlav är typisk art för </w:t>
+      </w:r>
+      <w:r>
+        <w:rPr>
+          <w:i/>
+        </w:rPr>
+        <w:t xml:space="preserve">9010 Taiga </w:t>
+      </w:r>
+      <w:r>
+        <w:t>och</w:t>
+      </w:r>
+      <w:r>
+        <w:rPr>
+          <w:i/>
+        </w:rPr>
+        <w:t xml:space="preserve"> 9070 Trädklädd betesmark</w:t>
+      </w:r>
+      <w:r>
+        <w:t xml:space="preserve"> (SLU Artdatabanken, 2026).</w:t>
+      </w:r>
+    </w:p>
+    <w:p>
+      <w:r>
+        <w:rPr>
+          <w:b/>
+        </w:rPr>
+        <w:t>Gräddporing (VU)</w:t>
+      </w:r>
+      <w:r>
+        <w:t xml:space="preserve"> växer nästan enbart i urskogsartad barrskog på gamla, kraftigt murkna, grova och mossbelupna tallågor i något fuktiga och skuggiga lägen. Arten är placerad högst upp i Skogsstyrelsens värdepyramid för bedömning av skog med höga naturvärden och indikerar gamla och relativt orörda tallnaturskogar med höga naturvärden där det under låg tid kontinuerligt funnits inslag av grova tallågor. För att på sikt hejda artens vikande trend behöver merparten av gräddporingens nu kända växtplatser undantas från skogsbruk. Gräddporing är typisk art för </w:t>
+      </w:r>
+      <w:r>
+        <w:rPr>
+          <w:i/>
+        </w:rPr>
+        <w:t>9010 Taiga</w:t>
+      </w:r>
+      <w:r>
+        <w:t xml:space="preserve"> (SLU Artdatabanken, 2024; Nitare &amp; Skogsstyrelsen, 2019).</w:t>
+      </w:r>
+    </w:p>
+    <w:p>
+      <w:r>
+        <w:rPr>
+          <w:b/>
+        </w:rPr>
+        <w:t>Smalfotad taggsvamp (VU)</w:t>
+      </w:r>
+      <w:r>
+        <w:t>, rödlistad som sårbar, växer på marken under lågor eller fallna stubbar i brandpräglad torr tallskog med lång kontinuitet. Arten är starkt associerad till kolad ved från tallar som sannolikt varit med om flera historiska skogsbränder. Detta är en process som kan ta många hundra år och det tar således mycket lång tid att återskapa lämpliga substrat. Smalfotad taggsvamp är placerad i toppen av Skogsstyrelsens värdepyramid för bedömning av skog med höga naturvärden samt globalt rödlistad som sårbar (VU) vilket innebär att Sverige har ett internationellt ansvar för arten (IUCN Redlist, 2024; Nitare &amp; Skogsstyrelsen, 2019; SLU Artdatabanken, 2024).</w:t>
+      </w:r>
+    </w:p>
+    <w:p>
+      <w:r>
+        <w:rPr>
+          <w:b/>
+        </w:rPr>
+        <w:t>Spadskinn (VU)</w:t>
+      </w:r>
+      <w:r>
+        <w:t xml:space="preserve"> är knuten till tallskogar med höga naturvärden och artens potentiella miljöer har minskat kraftigt och fortsätter att minska eftersom äldre sandtallskogar avverkas. Mykorrhiza-arter och andra marklevande svampar påverkas starkt negativt av slutavverkning då alla träd avlägsnas. Spadskinn är globalt rödlistad som sårbar (VU) vilket innebär att Sverige har ett internationellt ansvar för arten. Fler områden där arten förekommer behöver skyddas (SLU Artdatabanken, 2024; Nitare &amp; Skogsstyrelsen, 2019; IUCN, 2019).</w:t>
       </w:r>
     </w:p>
     <w:p>
@@ -303,10 +394,10 @@
         <w:rPr>
           <w:b/>
         </w:rPr>
-        <w:t>Kolflarnlav (NT)</w:t>
-      </w:r>
-      <w:r>
-        <w:t xml:space="preserve"> är brandberoende och växer nästan uteslutande på kolad hård kärnved av tall. Etableringen verkar ske först 100–300 år efter brand och nytt substrat nybildas i mycket begränsad omfattning. Avverkning av tallskog av naturskogskaraktär med spår av återkommande bränder är ett hot och mängden lämplig ved att växa på för arten minskar dels på grund av naturlig nedbrytning men framförallt på grund av att det förstörs i samband med slutavverkningar, gallringar och markberedning. Såväl kolflarnlav som mörk kolflarnlav har glänsande bålfjäll och förekommer främst i tall- och blandbarrskogar av naturskogskaraktär med spår av återkommande bränder. Skogar som dessa hyser höga biologiska värden och bör skyddas. Kolflarnlav är typisk art för </w:t>
+        <w:t>Dvärgbägarlav (NT)</w:t>
+      </w:r>
+      <w:r>
+        <w:t xml:space="preserve"> förekommer över hela Sverige på gammal hård ved, huvudsakligen på tall men i södra Sverige även på ek. Veden utgörs framförallt av grova stubbar, lågor och grenar. Substratet har blivit sällsyntare och nybildning av substrat sker bara i begränsad omfattning. Arten hotas av att grova lågor blir allt sällsyntare i dagens kulturskogar samt att nybildningen av lämpliga substrat går mycket långsamt. En riklig tillgång på gamla tall- eller eklågor måste säkerställas på artens lokaler. Dvärgbägarlav är typisk art för </w:t>
       </w:r>
       <w:r>
         <w:rPr>
@@ -315,7 +406,38 @@
         <w:t>9010 Taiga</w:t>
       </w:r>
       <w:r>
+        <w:t xml:space="preserve"> (SLU Artdatabanken, 2024; Nitare &amp; Skogsstyrelsen, 2019).</w:t>
+      </w:r>
+    </w:p>
+    <w:p>
+      <w:r>
+        <w:rPr>
+          <w:b/>
+        </w:rPr>
+        <w:t>Kolflarnlav (NT)</w:t>
+      </w:r>
+      <w:r>
+        <w:t xml:space="preserve"> är brandberoende och växer nästan uteslutande på kolad hård kärnved av tall. Etableringen verkar ske först 100–300 år efter brand och nytt substrat nybildas i mycket begränsad omfattning. Avverkning av tallskog av naturskogskaraktär med spår av återkommande bränder är ett hot och mängden lämplig ved att växa på för arten minskar dels på grund av naturlig nedbrytning men framförallt på grund av att det förstörs i samband med slutavverkningar, gallringar och markberedning. Såväl kolflarnlav som mörk kolflarnlav har glänsande bålfjäll och förekommer främst i tall- och blandbarrskogar av naturskogskaraktär med spår av återkommande bränder. Skogar som dessa hyser höga biologiska värden och bör skyddas. Kolflarnlav är typisk art för </w:t>
+      </w:r>
+      <w:r>
+        <w:rPr>
+          <w:i/>
+        </w:rPr>
+        <w:t>9010 Taiga</w:t>
+      </w:r>
+      <w:r>
         <w:t xml:space="preserve"> (SLU Artdatabanken, 2024).</w:t>
+      </w:r>
+    </w:p>
+    <w:p>
+      <w:r>
+        <w:rPr>
+          <w:b/>
+        </w:rPr>
+        <w:t>Kortskaftad ärgspik (NT)</w:t>
+      </w:r>
+      <w:r>
+        <w:t xml:space="preserve"> förekommer i barrträdsdominerade skogar och växer nästan uteslutande på tallved. Den föredrar gamla högstubbar i fuktig och halvöppen miljö, t.ex. i myrkanter, sumpskog och brandpräglad skog. Arten indikerar kontinuerlig tillgång till gamla högstubbar i kombination med hög och jämn luftfuktighet. Skogsbruk på lokaler med kortskaftad ärgspik utgör ett hot. På lång sikt bildas färre lämpliga substrat än vad som försvinner. Avverkning av barrträdsdominerade bestånd av naturskogskaraktär utgör ett långsiktigt hot. Naturskogsartade bestånd med riklig förekomst av gamla och grova tallhögstubbar bör undantas från skogsbruk (SLU Artdatabanken, 2024).</w:t>
       </w:r>
     </w:p>
     <w:p>
@@ -334,10 +456,94 @@
         <w:rPr>
           <w:b/>
         </w:rPr>
+        <w:t>Nordtagging (NT)</w:t>
+      </w:r>
+      <w:r>
+        <w:t xml:space="preserve"> växer främst på tallågor av grövre dimensioner och påträffas huvudsakligen i äldre skog som inte kalavverkats. Nordtaggingen missgynnas av att områden med äldre tallskog har minskat starkt. Bekämpning av skogsbränder, samtidigt som skogsbruket omvandlar naturligt glesa tallbestånd till likartade och betydligt tätare bestånd, har missgynnat arten. Bristen på gamla tallågor utgör på sikt ett allvarligt hot och återskapandet av lämpliga biotoper tar mycket lång tid. Områden med olikåldriga bestånd av tall och med stort inslag av äldre träd bör undantas från skoglig produktion (SLU Artdatabanken, 2024).</w:t>
+      </w:r>
+    </w:p>
+    <w:p>
+      <w:r>
+        <w:rPr>
+          <w:b/>
+        </w:rPr>
         <w:t xml:space="preserve">Skarp dropptaggsvamp (NT) </w:t>
       </w:r>
       <w:r>
         <w:t>bildar mykorrhiza med både gran och tall, främst i barrskogar med trädkontinuitet. Arten uppträder dels i näringsrik kalkbarrskog och dels i sur lavtallskog. Kalkbarrskogarna är ofta grandominerade, olikåldriga och skiktade på frisk mark med ett örtrikt vegetationsskikt. Lavtallskogarna är i regel magra, torra, ljusöppna och ofta brandpräglade. Den totala populationen i landet har minskat och bedöms fortsätta minska till följd av avverkning av äldre barrskogar. Arten har begränsad förmåga att återetablera sig efter slutavverkning eller andra storskaliga skogsbruksåtgärder. Det saknas indikationer på att arten långsiktigt kan etablera eller reproducera sig i skogsbestånd som brukas med metoder som trakthyggesbruk, markberedning, gödsling eller föryngring med förädlat plantmaterial. Minskningstakten för den svenska populationen bedöms vara nära gränsvärdet för Sårbar (VU) (SLU Artdatabanken, 2026).</w:t>
+      </w:r>
+    </w:p>
+    <w:p>
+      <w:r>
+        <w:rPr>
+          <w:b/>
+        </w:rPr>
+        <w:t xml:space="preserve">Svartvit taggsvamp (NT) </w:t>
+      </w:r>
+      <w:r>
+        <w:t>bildar mykorrhiza med tall, troligen även med gran. Den växer huvudsakligen i äldre, naturligt uppkommen skog på torr eller frisk mark och förekommer såväl på tallhedar som i mossig barrblandskog. Flera olika former har påträffats vid DNA-undersökningar av europeiskt material och det är oklart hur många former som finns i värd land. Kalavverkning av äldre skog är ett reellt hot, liksom maskinell markberedning och minskad andel självföryngring. Lokaler som fortfarande håller svampen behöver säkerställas (SLU Artdatabanken, 2024; Nitare &amp; Skogsstyrelsen, 2019).</w:t>
+      </w:r>
+    </w:p>
+    <w:p>
+      <w:r>
+        <w:rPr>
+          <w:b/>
+        </w:rPr>
+        <w:t>Talltita (NT, §4)</w:t>
+      </w:r>
+      <w:r>
+        <w:t>, rödlistad som nära hotad och prioriterad art i Skogsvårdslagen, har häckningsrevir i anmälan. Arten har minskat kraftigt de senaste 30 åren och minskningstakten innevarande 10-årsperiod beräknas till 20 (10–30) %. Talltitan är synnerligen trogen sitt cirka 15 hektar stora revir och är beroende av flerskiktade olikåldriga skogar för att kunna föda upp sina ungar. Talltitan försvinner om dess livsmiljö kalavverkas (Eggers &amp; Low, 2014; Ekman, 1979; Griesser et al, 2007; Klein, 2020; Siffczyk et al, 2003; SLU Artdatabanken, 2021).</w:t>
+      </w:r>
+    </w:p>
+    <w:p>
+      <w:r>
+        <w:rPr>
+          <w:b/>
+        </w:rPr>
+        <w:t>Tretåig hackspett (NT, §4)</w:t>
+      </w:r>
+      <w:r>
+        <w:t xml:space="preserve"> är rödlistad som nära hotad och ingår i bilaga 1 i EU:s fågeldirektiv. Tretåig hackspett är för sin överlevnad beroende av kontinuerlig tillförsel av äldre döende och död ved, som sker genom naturliga självgallringsprocesser i äldre grannaturskogar och barrblandade naturskogar. Om en skog genom skogsbruk gallras eller glesas ur så upphör och uteblir i stort sett den naturliga självgallringsprocessen för mycket lång tid framöver vilket omöjliggör upprätthållandet av den kontinuerliga ekologiska funktionen i ett område. Det finns studier som visar att naturskogens självgallringsprocess som den tretåiga hackspetten är beroende av, inte kan ersättas med efterlämnad hänsyn i skogsbruket (Imbeau &amp; Desrochers, 2002). Storleken på häckningsreviret varierar med skogstypen, förekomsten av död ved och graden av fragmentering, men är i allmänhet i storleksordningen 25–100 hektar. Vintertid krävs ofta betydligt större områden och det finns studier som antyder att arten behöver minst 100 hektar äldre skog. I områden med låg bonitet kan det behövas över 200 hektar lämpligt habitat för att ett par ska kunna reproducera sig. Områden med dokumenterad permanent förekomst i naturskogsmiljöer har vanligen så stora naturvärden att skogsbruk är olämpligt. Tretåig hackspett är typisk art för </w:t>
+      </w:r>
+      <w:r>
+        <w:rPr>
+          <w:i/>
+        </w:rPr>
+        <w:t xml:space="preserve">9010 Taiga, 9740 Skogsbevuxen myr, 9030 Landhöjningsskog </w:t>
+      </w:r>
+      <w:r>
+        <w:t xml:space="preserve">och </w:t>
+      </w:r>
+      <w:r>
+        <w:rPr>
+          <w:i/>
+        </w:rPr>
+        <w:t>9040 Fjällbjörkskog</w:t>
+      </w:r>
+      <w:r>
+        <w:t xml:space="preserve"> (Skogsstyrelsen, 2016; SLU Artdatabanken, 2024).</w:t>
+      </w:r>
+    </w:p>
+    <w:p>
+      <w:r>
+        <w:rPr>
+          <w:b/>
+        </w:rPr>
+        <w:t xml:space="preserve">Vaddporing (NT) </w:t>
+      </w:r>
+      <w:r>
+        <w:t>är en brunrötande vednedbrytare som hittas på undersidan av liggande murken tallved i olika former. Substratet utgörs framför allt av den typ av hård, kådimpregnerad och ofta kolad tallved som skapas i brandpräglad skog. Vedtypen nybildas i mycket liten omfattning och det är sannolikt att arten upplever en utdöendeskuld. För att garantera artens fortlevnad bör man både säkra att artens växtplatser hålls intakta samt att långsiktigt säkerställa att ny ved tillkommer, allra helst i omedelbar anslutning till artens växtplatser. Skoglig gallring och annat uttag av virke innebär ett hot mot arten (SLU Artdatabanken, 2024).</w:t>
+      </w:r>
+    </w:p>
+    <w:p>
+      <w:r>
+        <w:rPr>
+          <w:b/>
+        </w:rPr>
+        <w:t>Varglav (NT, §8)</w:t>
+      </w:r>
+      <w:r>
+        <w:t xml:space="preserve"> växer på gammal, torr, hård ved, främst på torrakor och högstubbar av tall i öppna lägen, främst på myrar och i myrkanter. Lämpliga torrakor nyskapas praktiskt taget inte alls. Arten är placerad högst upp i Skogsstyrelsens värdepyramid för bedömning av skog med höga naturvärden och är fridlyst enligt 8 § artskyddsförordningen. Tidigare fanns varglav även på ved i kulturlandskapet men den har nästan helt försvunnit från denna miljö. På lokaler med riklig förekomst av varglav kan man hitta den sällsynta lavparasiten varglavsknöl (VU), som är knuten till varglav (SLU Artdatabanken, 2024; Nitare &amp; Skogsstyrelsen, 2019).</w:t>
       </w:r>
     </w:p>
     <w:p>
@@ -358,6 +564,113 @@
       </w:r>
       <w:r>
         <w:t xml:space="preserve"> (VU) påträffas (SLU Artdatabanken, 2026).</w:t>
+      </w:r>
+    </w:p>
+    <w:p>
+      <w:r>
+        <w:rPr>
+          <w:b/>
+        </w:rPr>
+        <w:t>Vedskivlav (NT)</w:t>
+      </w:r>
+      <w:r>
+        <w:t xml:space="preserve"> växer på gammal, torr, exponerad, hård kärnved av framförallt tall i naturskogsartade bestånd. Avverkning av tallskog av naturskogskaraktär med spår av återkommande bränder är ett hot. Mängden lämplig ved att växa på för vedskivlav minskar, dels på grund av naturlig nedbrytning men framförallt på grund av att de förstörs i samband med slutavverkningar, gallringar och markberedning. Tall- och blandbarrskogar av naturskogskaraktär med spår av återkommande bränder bör skyddas. Vedskivlav är typisk art för </w:t>
+      </w:r>
+      <w:r>
+        <w:rPr>
+          <w:i/>
+        </w:rPr>
+        <w:t>9010 Taiga</w:t>
+      </w:r>
+      <w:r>
+        <w:t xml:space="preserve"> (SLU Artdatabanken, 2024).</w:t>
+      </w:r>
+    </w:p>
+    <w:p>
+      <w:r>
+        <w:rPr>
+          <w:b/>
+        </w:rPr>
+        <w:t>Plattlummer (§9)</w:t>
+      </w:r>
+      <w:r>
+        <w:t xml:space="preserve"> växer främst i ljusöppna sandtallskogar eller annan gles, torr och brandpräglad hedbarrskog. Den är mest frekvent i olika typer av naturskogar och kontinuitetsskogar och missgynnas markant av slutavverkning och maskinell markberedning. Söder ut i landet förekommer de närstående arterna cypresslummer (EN, §8) och mellanlummer (NT, §9), vilka båda omfattas av EU:s art- och habitatdirektiv. Plattlummer är typisk art för </w:t>
+      </w:r>
+      <w:r>
+        <w:rPr>
+          <w:i/>
+        </w:rPr>
+        <w:t xml:space="preserve">9010 Taiga </w:t>
+      </w:r>
+      <w:r>
+        <w:t>och</w:t>
+      </w:r>
+      <w:r>
+        <w:rPr>
+          <w:i/>
+        </w:rPr>
+        <w:t xml:space="preserve"> 2320 Rissandhedar </w:t>
+      </w:r>
+      <w:r>
+        <w:t>(Nitare &amp; Skogsstyrelsen, 2019; SLU Artdatabanken, 2026).</w:t>
+      </w:r>
+    </w:p>
+    <w:p>
+      <w:r>
+        <w:rPr>
+          <w:b/>
+        </w:rPr>
+        <w:t>Kransmossa</w:t>
+      </w:r>
+      <w:r>
+        <w:t xml:space="preserve"> är typisk art för </w:t>
+      </w:r>
+      <w:r>
+        <w:rPr>
+          <w:i/>
+        </w:rPr>
+        <w:t xml:space="preserve">9050 Näringsrik granskog </w:t>
+      </w:r>
+      <w:r>
+        <w:t xml:space="preserve">och </w:t>
+      </w:r>
+      <w:r>
+        <w:rPr>
+          <w:i/>
+        </w:rPr>
+        <w:t xml:space="preserve">6170 Alpina kalkgräsmarker </w:t>
+      </w:r>
+      <w:r>
+        <w:t>(SLU Artdatabanken, 2025).</w:t>
+      </w:r>
+    </w:p>
+    <w:p>
+      <w:r>
+        <w:rPr>
+          <w:b/>
+        </w:rPr>
+        <w:t>Spillkråka (§4)</w:t>
+      </w:r>
+      <w:r>
+        <w:t xml:space="preserve"> omfattas av bilaga 1 i EU:s fågeldirektiv och är typisk art för </w:t>
+      </w:r>
+      <w:r>
+        <w:rPr>
+          <w:i/>
+        </w:rPr>
+        <w:t xml:space="preserve">9010 Taiga </w:t>
+      </w:r>
+      <w:r>
+        <w:t>och</w:t>
+      </w:r>
+      <w:r>
+        <w:rPr>
+          <w:i/>
+        </w:rPr>
+        <w:t xml:space="preserve"> 9740 Skogsbevuxen myr</w:t>
+      </w:r>
+      <w:r>
+        <w:t>. Den behöver grova träd, främst tall, asp och bok som boträd. Skogsbruk med korta omloppstider och täta, homogena ungskogar utgör det största hotet. Spillkråka är en nyckelart i skogliga miljöer vars övergivna bohål utnyttjas av flera andra hålhäckande fågelarter och fladdermöss, däribland pärluggla (EN, §4), knipa (§4), salskrake (§4) och skogsduva (§4). Hökuggla (VU, §4) och slaguggla (§4) häckar ofta i högstubbar som brutits av i höjd med ett gammalt spillkråkebo (SLU Artdatabanken, 2026; Skogsstyrelsen, 2016).</w:t>
       </w:r>
     </w:p>
     <w:p>
@@ -412,6 +725,22 @@
       <w:r>
         <w:t>I den avverkningsanmälda skogen har fridlysta arter sina livsmiljöer och växtplatser. Att skada de fridlysta arternas livsmiljöer, växtplatser eller ekologiska funktion är inte tillåtet enligt artskyddsförordningen.</w:t>
       </w:r>
+      <w:r>
+        <w:rPr>
+          <w:i/>
+        </w:rPr>
+        <w:t xml:space="preserve"> EU:s medlemsländer och skogsbolag är skyldiga att agera i enlighet med EU:s fågeldirektiv där det uttryckligen står att direktivet gäller för fåglar samt för deras ägg, bon och </w:t>
+      </w:r>
+      <w:r>
+        <w:rPr>
+          <w:b/>
+          <w:i/>
+        </w:rPr>
+        <w:t xml:space="preserve">livsmiljöer </w:t>
+      </w:r>
+      <w:r>
+        <w:t>(artikel 1). Vidare att de åtgärder som vidtas inte får leda till en försämring av den nuvarande situationen beträffande bevarandet av de fågelarter som avses i artikel 1 (artikel 13).</w:t>
+      </w:r>
     </w:p>
     <w:p>
       <w:r>
@@ -429,10 +758,18 @@
         <w:rPr>
           <w:b/>
         </w:rPr>
-        <w:t xml:space="preserve">6.4.3 </w:t>
-      </w:r>
-      <w:r>
-        <w:t>Bevarandeåtgärder genomförs för de kända förekomster av rödlistade arter som påverkas av skogsbruk.</w:t>
+        <w:t xml:space="preserve">6.4.1 </w:t>
+      </w:r>
+      <w:r>
+        <w:t>Följande biotoper undantas från alla skogsbruksåtgärder, förutom åtgärder påkallade för att bevara eller främja biotopens naturliga eller hävdbetingade biologiska mångfald:</w:t>
+      </w:r>
+    </w:p>
+    <w:p>
+      <w:pPr>
+        <w:ind w:left="357"/>
+      </w:pPr>
+      <w:r>
+        <w:t>b) nyckelbiotoper enligt Skogsstyrelsens definition och metod (1995)</w:t>
       </w:r>
     </w:p>
     <w:p>
@@ -450,7 +787,36 @@
         <w:rPr>
           <w:i/>
         </w:rPr>
-        <w:t>I det avverkningsanmälda skogsområdet har 7 naturvårdsarter varav 7 rödlistade arter sina livsmiljöer och växtplatser.</w:t>
+        <w:t>I det avverkningsanmälda skogsområdet har 22 rödlistade arter och signalarter påträffats. Detta ska jämföras med Skogsstyrelsens uppföljning 2017 av nyckelbiotoper som visade att man i genomsnitt hittar 20,6 olika rödlistade arter och signalarter i en nyckelbiotop (Wijk, S. 2017. Biologisk mångfald i nyckelbiotoper – Resultat från inventeringen “Uppföljning biologisk mångfald” 2009–2015. Rapport 4/2017 Skogsstyrelsen, Jönköping).</w:t>
+      </w:r>
+    </w:p>
+    <w:p>
+      <w:r>
+        <w:rPr>
+          <w:b/>
+        </w:rPr>
+        <w:t xml:space="preserve">6.4.3 </w:t>
+      </w:r>
+      <w:r>
+        <w:t>Bevarandeåtgärder genomförs för de kända förekomster av rödlistade arter som påverkas av skogsbruk.</w:t>
+      </w:r>
+    </w:p>
+    <w:p>
+      <w:pPr>
+        <w:pStyle w:val="ListBullet"/>
+      </w:pPr>
+      <w:r>
+        <w:rPr>
+          <w:b/>
+          <w:i/>
+        </w:rPr>
+        <w:t xml:space="preserve">Kommentar: </w:t>
+      </w:r>
+      <w:r>
+        <w:rPr>
+          <w:i/>
+        </w:rPr>
+        <w:t>I det avverkningsanmälda skogsområdet har 25 naturvårdsarter varav 21 rödlistade arter sina livsmiljöer och växtplatser.</w:t>
       </w:r>
     </w:p>
     <w:p>
@@ -635,6 +1001,412 @@
           <w:i/>
         </w:rPr>
         <w:t>I den avverkningsanmälda skogen har fridlysta arter sina livsmiljöer och växtplatser. Att skada de fridlysta arternas livsmiljöer, växtplatser eller ekologiska funktion är inte tillåtet enligt artskyddsförordningen</w:t>
+      </w:r>
+    </w:p>
+    <w:p>
+      <w:r>
+        <w:br w:type="page"/>
+      </w:r>
+    </w:p>
+    <w:p>
+      <w:pPr>
+        <w:pStyle w:val="Title"/>
+      </w:pPr>
+      <w:r>
+        <w:t>BILAGA 1 – Fridlysta arter</w:t>
+      </w:r>
+    </w:p>
+    <w:p>
+      <w:pPr>
+        <w:pStyle w:val="Heading1"/>
+      </w:pPr>
+      <w:r>
+        <w:t>Talltita – ekologi samt krav på livsmiljön</w:t>
+      </w:r>
+    </w:p>
+    <w:p>
+      <w:r>
+        <w:t>Talltita är rödlistad som NT, fridlyst och prioriterad art i Skogsvårdslagen. Den omfattas av EU:s fågeldirektiv. Arten har minskat kraftigt de senaste 30 åren och minskningstakten innevarande 10-årsperiod beräknas till 20 (10–30) % (SLU Artdatabanken, 2022).</w:t>
+      </w:r>
+    </w:p>
+    <w:p>
+      <w:r>
+        <w:t>Talltita föredrar större sammanhängande barrskogar, och finns såväl i tallskog som granskog och i lövblandad barrskog. Skogens struktur är viktig och ska helst vara flerskiktad med riklig underväxt av mindre granar, björk och andra lövträd och buskar. Tillgång på murknande högstubbar är särskilt viktig, eftersom talltitan helst själv hackar ut sitt bohål (SLU Artdatabanken, 2022).</w:t>
+      </w:r>
+    </w:p>
+    <w:p>
+      <w:r>
+        <w:t>Det finns flera studier som visar att talltita är känslig för gallring och inte överlever när dess livsmiljö kalavverkas (Eggers and Low, 2014; Griesser et al., 2007; Klein, 2020). Talltitans revir är förhållandevis stora, 10–20 hektar och arten missgynnas när skogen fragmenteras. Kalavverkning av större delar av reviret innebär att det överges (Artdatabanken, 2021).</w:t>
+      </w:r>
+    </w:p>
+    <w:p>
+      <w:r>
+        <w:t>Talltitan är synnerligen trogen sitt revir så länge paret lever och biotopen förblir intakt. Paret stannar i sitt revir året om. En förlust av ett revir har därför en stor inverkan på den lokala populationen och trakthyggesbruket anses vara orsak till den svenska populationens kraftiga minskning. Talltiteparets revirtrohet innebär att närhelst under året man observerar en adult talltita så ingår denna plats i reviret (Siffczyk et al., 2003; Ekman, 1979).</w:t>
+      </w:r>
+    </w:p>
+    <w:p>
+      <w:pPr>
+        <w:pStyle w:val="Heading2"/>
+      </w:pPr>
+      <w:r>
+        <w:t>Referenser – talltita</w:t>
+      </w:r>
+    </w:p>
+    <w:p>
+      <w:r>
+        <w:t xml:space="preserve">Eggers, S., Low, M., 2014. </w:t>
+      </w:r>
+      <w:r>
+        <w:rPr>
+          <w:i/>
+        </w:rPr>
+        <w:t xml:space="preserve">Differential demographic responses of sympatric Parids to vegetation management in boreal forest. </w:t>
+      </w:r>
+      <w:r>
+        <w:t>For. Ecol. Manage. 319, 169–175.</w:t>
+      </w:r>
+    </w:p>
+    <w:p>
+      <w:r>
+        <w:t xml:space="preserve">Ekman, J., 1979. </w:t>
+      </w:r>
+      <w:r>
+        <w:rPr>
+          <w:i/>
+        </w:rPr>
+        <w:t xml:space="preserve">Coherence, composition and territories of winter social groups of the Willow Tit Parus montanus and the Crested Tit P. cristatus. </w:t>
+      </w:r>
+      <w:r>
+        <w:t>Ornis Scandinavica, 10, pp 56–68</w:t>
+      </w:r>
+    </w:p>
+    <w:p>
+      <w:r>
+        <w:t xml:space="preserve">Griesser, M., Nystrand, M., Eggers, S., Ekman, J., 2007. </w:t>
+      </w:r>
+      <w:r>
+        <w:rPr>
+          <w:i/>
+        </w:rPr>
+        <w:t xml:space="preserve">Impact of forestry practices on fitness correlates and population productivity in an open-nesting bird species. </w:t>
+      </w:r>
+      <w:r>
+        <w:t>Conserv. Biol. 21, 767–774. https://doi.org/10.1111/j.1523- 1739.2007.00675.x</w:t>
+      </w:r>
+    </w:p>
+    <w:p>
+      <w:r>
+        <w:t xml:space="preserve">Klein, J., 2020. </w:t>
+      </w:r>
+      <w:r>
+        <w:rPr>
+          <w:i/>
+        </w:rPr>
+        <w:t xml:space="preserve">The forgotten forest – On thinning, retention, and biodiversity in the boreal forest. </w:t>
+      </w:r>
+      <w:r>
+        <w:t>Doctoral Thesis No. 2020:50</w:t>
+      </w:r>
+    </w:p>
+    <w:p>
+      <w:r>
+        <w:t xml:space="preserve">Siffczyk, C., Brotons, L., Kangas, K., Orell, M., 2003. </w:t>
+      </w:r>
+      <w:r>
+        <w:rPr>
+          <w:i/>
+        </w:rPr>
+        <w:t xml:space="preserve">Home range size of willow tits. </w:t>
+      </w:r>
+      <w:r>
+        <w:t>Oecologica, 136, 635–642 (2003)</w:t>
+      </w:r>
+    </w:p>
+    <w:p>
+      <w:r>
+        <w:t xml:space="preserve">SLU Artdatabanken, 2021. </w:t>
+      </w:r>
+      <w:r>
+        <w:rPr>
+          <w:i/>
+        </w:rPr>
+        <w:t xml:space="preserve">Artfaktablad. Naturvård – artfakta. </w:t>
+      </w:r>
+      <w:r>
+        <w:t>SLU Artdatabanken, Uppsala</w:t>
+      </w:r>
+    </w:p>
+    <w:p>
+      <w:pPr>
+        <w:pStyle w:val="Heading1"/>
+      </w:pPr>
+      <w:r>
+        <w:t>Tretåig hackspett – ekologi samt krav på livsmiljön</w:t>
+      </w:r>
+    </w:p>
+    <w:p>
+      <w:r>
+        <w:t xml:space="preserve">Tretåig hackspett (NT) är fridlyst enligt §4 Artskyddsförordningen och finns med som prioriterad art i Skogsstyrelsen vägledning för skogsbruket (bilaga 4 till SVL). I vägledningen står bland annat att: </w:t>
+      </w:r>
+      <w:r>
+        <w:rPr>
+          <w:i/>
+        </w:rPr>
+        <w:t xml:space="preserve">“Tretåig hackspett har stora arealkrav och höga krav på sin livsmiljö. Omdaningen av naturskogar till kulturskogar medför en förlust av viktiga miljöer, något som förstärks av ökad fragmentering till följd av avverkningar.” </w:t>
+      </w:r>
+      <w:r>
+        <w:t xml:space="preserve">Vidare att: </w:t>
+      </w:r>
+      <w:r>
+        <w:rPr>
+          <w:i/>
+        </w:rPr>
+        <w:t>“Områden med dokumenterad permanent förekomst i naturskogsmiljöer har vanligen så stora naturvärden att skogsbruk är olämpligt”</w:t>
+      </w:r>
+      <w:r>
+        <w:t xml:space="preserve"> (SLU Artdatabanken, 2024; Skogsstyrelsen, 2016)</w:t>
+      </w:r>
+      <w:r>
+        <w:rPr>
+          <w:i/>
+        </w:rPr>
+        <w:t>.</w:t>
+      </w:r>
+    </w:p>
+    <w:p>
+      <w:r>
+        <w:t>Tretåig hackspett är beroende av större sammanhängande naturskogar med kontinuerlig tillgång och nybildning av död ved och fragmentering av livsmiljöerna utgör ett stort hot mot arten (se exempelvis Stachura-Skierczynska et al., 2009; Wesolowski et al., 2005; Butler et al., 2004; Pakkala et al., 2002; Amcoff et al., 1996; Virkkala, 1991). Det finns studier som visar att naturskogens självgallringsprocess som den tretåiga hackspetten är beroende av, inte kan ersättas med efterlämnad hänsyn i skogsbruket (Imbeau &amp; Desrochers, 2002).</w:t>
+      </w:r>
+    </w:p>
+    <w:p>
+      <w:r>
+        <w:t>Permanenta revir av tretåig hackspett karaktäriseras ofta av artens typiska ringformigt ordnade hackmärken på framför allt gamla granar. För att säkerställa att inte revir av tretåig hackspett drabbas av avverkningsplanerna bör en inventering göras i området både under häckningstid och under vintern, då arten utnyttjar betydligt större områden än under sommarens häckningsrevir. Storleken på häckningsreviret varierar med skogstypen, förekomsten av död ved och graden av fragmentering, men är i allmänhet i storleksordningen 25–100 hektar (SLU Artdatabanken, 2024; Skogsstyrelsen, 2016).</w:t>
+      </w:r>
+    </w:p>
+    <w:p>
+      <w:r>
+        <w:t xml:space="preserve">Förutom fridlysning enligt §4 Artskyddsförordningen är tretåig hackspett även förtecknad i EU:s fågeldirektiv bilaga 1. Den är typisk art för </w:t>
+      </w:r>
+      <w:r>
+        <w:rPr>
+          <w:i/>
+        </w:rPr>
+        <w:t xml:space="preserve">9010 Taiga, 9740 Skogsbevuxen myr, 9030 Landhöjningsskog </w:t>
+      </w:r>
+      <w:r>
+        <w:t xml:space="preserve">och </w:t>
+      </w:r>
+      <w:r>
+        <w:rPr>
+          <w:i/>
+        </w:rPr>
+        <w:t>9040 Fjällbjörkskog</w:t>
+      </w:r>
+      <w:r>
+        <w:t xml:space="preserve"> samt ingår i Natura 2000 och är förtecknad i Bernkonventionen bilaga II (strikt skyddade djurarter) (SLU Artdatabanken, 2024; Skogsstyrelsen, 2016).</w:t>
+      </w:r>
+    </w:p>
+    <w:p>
+      <w:pPr>
+        <w:pStyle w:val="Heading2"/>
+      </w:pPr>
+      <w:r>
+        <w:t>Referenser – tretåig hackspett</w:t>
+      </w:r>
+    </w:p>
+    <w:p>
+      <w:r>
+        <w:t xml:space="preserve">Amcoff, M. &amp; Eriksson, P. 1996. </w:t>
+      </w:r>
+      <w:r>
+        <w:rPr>
+          <w:i/>
+        </w:rPr>
+        <w:t xml:space="preserve">Förekomst av tretåig hackspett Picoides tridactylus på bestånds- och landskapsnivå. </w:t>
+      </w:r>
+      <w:r>
+        <w:t>Ornis Svecica 6: 107–119.</w:t>
+      </w:r>
+    </w:p>
+    <w:p>
+      <w:r>
+        <w:t xml:space="preserve">Butler, R., Angelstam, P., Ekelund, P. &amp; Schlaeffer, R. 2004. </w:t>
+      </w:r>
+      <w:r>
+        <w:rPr>
+          <w:i/>
+        </w:rPr>
+        <w:t xml:space="preserve">Dead wood threshold values for the three-toed woodpecker presence in boreal and sub-Alpine forest. </w:t>
+      </w:r>
+      <w:r>
+        <w:t>Biological conservation 119(3): 305–318.</w:t>
+      </w:r>
+    </w:p>
+    <w:p>
+      <w:r>
+        <w:t xml:space="preserve">Imbeau, L. &amp; Desrochers, A. 2002. </w:t>
+      </w:r>
+      <w:r>
+        <w:rPr>
+          <w:i/>
+        </w:rPr>
+        <w:t xml:space="preserve">Foraging Ecology and Use of Drumming Trees by Three-Toed Woodpeckers. </w:t>
+      </w:r>
+      <w:r>
+        <w:t>The Journal of Wildlife Management. Vol. 66, No. 1 (Jan., 2002), pp. 222–231.</w:t>
+      </w:r>
+    </w:p>
+    <w:p>
+      <w:r>
+        <w:t xml:space="preserve">Pakkala, T., Hanski, I. &amp; Tomppo, E. 2002. </w:t>
+      </w:r>
+      <w:r>
+        <w:rPr>
+          <w:i/>
+        </w:rPr>
+        <w:t xml:space="preserve">Spatial ecology of the three-toed woodpecker in managed forest landscapes. </w:t>
+      </w:r>
+      <w:r>
+        <w:t>Silva Fennica 36(1): 279–288.</w:t>
+      </w:r>
+    </w:p>
+    <w:p>
+      <w:r>
+        <w:t xml:space="preserve">Skogsstyrelsen, 2016. </w:t>
+      </w:r>
+      <w:r>
+        <w:rPr>
+          <w:i/>
+        </w:rPr>
+        <w:t>Vägledning för hänsyn till fåglar – Tretåig hackspett.</w:t>
+      </w:r>
+    </w:p>
+    <w:p>
+      <w:r>
+        <w:t xml:space="preserve">SLU Artdatabanken, 2024. </w:t>
+      </w:r>
+      <w:r>
+        <w:rPr>
+          <w:i/>
+        </w:rPr>
+        <w:t xml:space="preserve">Artfaktablad. Naturvård – artfakta. </w:t>
+      </w:r>
+      <w:r>
+        <w:t>SLU Artdatabanken, Uppsala.</w:t>
+      </w:r>
+    </w:p>
+    <w:p>
+      <w:r>
+        <w:t xml:space="preserve">Stachura-Skierczynska, K., Tumiel, T. &amp; Skierczynski, M. 2009. </w:t>
+      </w:r>
+      <w:r>
+        <w:rPr>
+          <w:i/>
+        </w:rPr>
+        <w:t xml:space="preserve">Habitat prediction model for three-toed woodpecker and its implications for the conservation of biologically valuable forests. </w:t>
+      </w:r>
+      <w:r>
+        <w:t>Forest Ecology and Management 258(5): 697–703.</w:t>
+      </w:r>
+    </w:p>
+    <w:p>
+      <w:r>
+        <w:t xml:space="preserve">Virkkala, R. 1991. </w:t>
+      </w:r>
+      <w:r>
+        <w:rPr>
+          <w:i/>
+        </w:rPr>
+        <w:t xml:space="preserve">Population trends of forest birds in a Finnish Lapland landscape of large habitat blocks – Consequences of stochastic environmental variation or regional habitat alteration. </w:t>
+      </w:r>
+      <w:r>
+        <w:t>Biological conservation 56(2): 223–240.</w:t>
+      </w:r>
+    </w:p>
+    <w:p>
+      <w:r>
+        <w:t xml:space="preserve">Wesolowski, T., Czeszczewik, D. &amp; Rowinski, P. 2005. </w:t>
+      </w:r>
+      <w:r>
+        <w:rPr>
+          <w:i/>
+        </w:rPr>
+        <w:t xml:space="preserve">Effects of forest management on Three-toed Woodpecker Picoides tridactylus distribution in the Bialowieza Forest (NE Poland): conservation implications. </w:t>
+      </w:r>
+      <w:r>
+        <w:t>Acta Ornithologica 40(1): 53–60.</w:t>
+      </w:r>
+    </w:p>
+    <w:p>
+      <w:pPr>
+        <w:pStyle w:val="Heading1"/>
+      </w:pPr>
+      <w:r>
+        <w:t>Spillkråka – ekologi samt krav på livsmiljön</w:t>
+      </w:r>
+    </w:p>
+    <w:p>
+      <w:r>
+        <w:t xml:space="preserve">Spillkråka (§4) ingår i bilaga 1 EU:s fågeldirektiv och är typisk art för </w:t>
+      </w:r>
+      <w:r>
+        <w:rPr>
+          <w:i/>
+        </w:rPr>
+        <w:t xml:space="preserve">9010 Taiga </w:t>
+      </w:r>
+      <w:r>
+        <w:t>och</w:t>
+      </w:r>
+      <w:r>
+        <w:rPr>
+          <w:i/>
+        </w:rPr>
+        <w:t xml:space="preserve"> 9740 Skogsbevuxen myr</w:t>
+      </w:r>
+      <w:r>
+        <w:t>. Den lever i både barr- och blandskog liksom i ren lövskog. De tätaste populationerna tenderar att finnas i äldre, variationsrik blandskog med gott om död ved och gamla träd. Varje par utnyttjar 400–1000 hektar skog beroende på skogens kvalitet. Skogsbruk med korta omloppstider och täta, homogena ungskogar utgör det största hotet (SLU Artdatabanken, 2026).</w:t>
+      </w:r>
+    </w:p>
+    <w:p>
+      <w:r>
+        <w:t>Spillkråka är en nyckelart i skogliga miljöer vars övergivna bohål utnyttjas av flera andra hålhäckande fågelarter och fladdermöss, däribland pärluggla (EN, §4), knipa (§4), salskrake (§4) och skogsduva (§4). Hökuggla (VU, §4) och slaguggla (§4) häckar ofta i högstubbar som brutits av i höjd med ett gammalt spillkråkebo (Skogsstyrelsen, 2016).</w:t>
+      </w:r>
+    </w:p>
+    <w:p>
+      <w:pPr>
+        <w:pStyle w:val="Heading2"/>
+      </w:pPr>
+      <w:r>
+        <w:t>Referenser – spillkråka</w:t>
+      </w:r>
+    </w:p>
+    <w:p>
+      <w:r>
+        <w:t xml:space="preserve">Skogsstyrelsen, 2016. </w:t>
+      </w:r>
+      <w:r>
+        <w:rPr>
+          <w:i/>
+        </w:rPr>
+        <w:t xml:space="preserve">Vägledning för hänsyn till spillkråka. </w:t>
+      </w:r>
+      <w:r>
+        <w:t>Vägledningar och kunskapsstöd artskydd – Skogsstyrelsen.</w:t>
+      </w:r>
+    </w:p>
+    <w:p>
+      <w:r>
+        <w:t xml:space="preserve">SLU Artdatabanken, 2026. </w:t>
+      </w:r>
+      <w:r>
+        <w:rPr>
+          <w:i/>
+        </w:rPr>
+        <w:t xml:space="preserve">Artfaktablad. Naturvård – artfakta. </w:t>
+      </w:r>
+      <w:r>
+        <w:t>SLU Artdatabanken, Uppsala.</w:t>
       </w:r>
     </w:p>
     <w:sectPr>
@@ -765,7 +1537,7 @@
     <w:r>
       <w:tab/>
       <w:tab/>
-      <w:t>2026-10-01</w:t>
+      <w:t>2026-10-02</w:t>
       <w:br/>
       <w:br/>
     </w:r>

--- a/klagomål/A 36873-2026 FSC-klagomål.docx
+++ b/klagomål/A 36873-2026 FSC-klagomål.docx
@@ -1537,7 +1537,7 @@
     <w:r>
       <w:tab/>
       <w:tab/>
-      <w:t>2026-10-02</w:t>
+      <w:t>2026-10-03</w:t>
       <w:br/>
       <w:br/>
     </w:r>

--- a/klagomål/A 36873-2026 FSC-klagomål.docx
+++ b/klagomål/A 36873-2026 FSC-klagomål.docx
@@ -1537,7 +1537,7 @@
     <w:r>
       <w:tab/>
       <w:tab/>
-      <w:t>2026-10-03</w:t>
+      <w:t>2026-10-04</w:t>
       <w:br/>
       <w:br/>
     </w:r>

--- a/klagomål/A 36873-2026 FSC-klagomål.docx
+++ b/klagomål/A 36873-2026 FSC-klagomål.docx
@@ -1537,7 +1537,7 @@
     <w:r>
       <w:tab/>
       <w:tab/>
-      <w:t>2026-10-04</w:t>
+      <w:t>2026-10-05</w:t>
       <w:br/>
       <w:br/>
     </w:r>

--- a/klagomål/A 36873-2026 FSC-klagomål.docx
+++ b/klagomål/A 36873-2026 FSC-klagomål.docx
@@ -1537,7 +1537,7 @@
     <w:r>
       <w:tab/>
       <w:tab/>
-      <w:t>2026-10-05</w:t>
+      <w:t>2026-10-06</w:t>
       <w:br/>
       <w:br/>
     </w:r>

--- a/klagomål/A 36873-2026 FSC-klagomål.docx
+++ b/klagomål/A 36873-2026 FSC-klagomål.docx
@@ -1537,7 +1537,7 @@
     <w:r>
       <w:tab/>
       <w:tab/>
-      <w:t>2026-10-06</w:t>
+      <w:t>2026-10-07</w:t>
       <w:br/>
       <w:br/>
     </w:r>

--- a/klagomål/A 36873-2026 FSC-klagomål.docx
+++ b/klagomål/A 36873-2026 FSC-klagomål.docx
@@ -1537,7 +1537,7 @@
     <w:r>
       <w:tab/>
       <w:tab/>
-      <w:t>2026-10-07</w:t>
+      <w:t>2026-10-08</w:t>
       <w:br/>
       <w:br/>
     </w:r>

--- a/klagomål/A 36873-2026 FSC-klagomål.docx
+++ b/klagomål/A 36873-2026 FSC-klagomål.docx
@@ -1537,7 +1537,7 @@
     <w:r>
       <w:tab/>
       <w:tab/>
-      <w:t>2026-10-08</w:t>
+      <w:t>2026-10-09</w:t>
       <w:br/>
       <w:br/>
     </w:r>

--- a/klagomål/A 36873-2026 FSC-klagomål.docx
+++ b/klagomål/A 36873-2026 FSC-klagomål.docx
@@ -1537,7 +1537,7 @@
     <w:r>
       <w:tab/>
       <w:tab/>
-      <w:t>2026-10-09</w:t>
+      <w:t>2026-10-10</w:t>
       <w:br/>
       <w:br/>
     </w:r>

--- a/klagomål/A 36873-2026 FSC-klagomål.docx
+++ b/klagomål/A 36873-2026 FSC-klagomål.docx
@@ -1537,7 +1537,7 @@
     <w:r>
       <w:tab/>
       <w:tab/>
-      <w:t>2026-10-10</w:t>
+      <w:t>2026-10-11</w:t>
       <w:br/>
       <w:br/>
     </w:r>

--- a/klagomål/A 36873-2026 FSC-klagomål.docx
+++ b/klagomål/A 36873-2026 FSC-klagomål.docx
@@ -1537,7 +1537,7 @@
     <w:r>
       <w:tab/>
       <w:tab/>
-      <w:t>2026-10-11</w:t>
+      <w:t>2026-10-12</w:t>
       <w:br/>
       <w:br/>
     </w:r>

--- a/klagomål/A 36873-2026 FSC-klagomål.docx
+++ b/klagomål/A 36873-2026 FSC-klagomål.docx
@@ -1537,7 +1537,7 @@
     <w:r>
       <w:tab/>
       <w:tab/>
-      <w:t>2026-10-12</w:t>
+      <w:t>2026-10-13</w:t>
       <w:br/>
       <w:br/>
     </w:r>

--- a/klagomål/A 36873-2026 FSC-klagomål.docx
+++ b/klagomål/A 36873-2026 FSC-klagomål.docx
@@ -1537,7 +1537,7 @@
     <w:r>
       <w:tab/>
       <w:tab/>
-      <w:t>2026-10-13</w:t>
+      <w:t>2026-10-14</w:t>
       <w:br/>
       <w:br/>
     </w:r>

--- a/klagomål/A 36873-2026 FSC-klagomål.docx
+++ b/klagomål/A 36873-2026 FSC-klagomål.docx
@@ -1537,7 +1537,7 @@
     <w:r>
       <w:tab/>
       <w:tab/>
-      <w:t>2026-10-14</w:t>
+      <w:t>2026-10-15</w:t>
       <w:br/>
       <w:br/>
     </w:r>

--- a/klagomål/A 36873-2026 FSC-klagomål.docx
+++ b/klagomål/A 36873-2026 FSC-klagomål.docx
@@ -1537,7 +1537,7 @@
     <w:r>
       <w:tab/>
       <w:tab/>
-      <w:t>2026-10-15</w:t>
+      <w:t>2026-10-16</w:t>
       <w:br/>
       <w:br/>
     </w:r>

--- a/klagomål/A 36873-2026 FSC-klagomål.docx
+++ b/klagomål/A 36873-2026 FSC-klagomål.docx
@@ -1537,7 +1537,7 @@
     <w:r>
       <w:tab/>
       <w:tab/>
-      <w:t>2026-10-16</w:t>
+      <w:t>2026-10-17</w:t>
       <w:br/>
       <w:br/>
     </w:r>

--- a/klagomål/A 36873-2026 FSC-klagomål.docx
+++ b/klagomål/A 36873-2026 FSC-klagomål.docx
@@ -1537,7 +1537,7 @@
     <w:r>
       <w:tab/>
       <w:tab/>
-      <w:t>2026-10-17</w:t>
+      <w:t>2026-10-18</w:t>
       <w:br/>
       <w:br/>
     </w:r>

--- a/klagomål/A 36873-2026 FSC-klagomål.docx
+++ b/klagomål/A 36873-2026 FSC-klagomål.docx
@@ -1537,7 +1537,7 @@
     <w:r>
       <w:tab/>
       <w:tab/>
-      <w:t>2026-10-18</w:t>
+      <w:t>2026-10-19</w:t>
       <w:br/>
       <w:br/>
     </w:r>

--- a/klagomål/A 36873-2026 FSC-klagomål.docx
+++ b/klagomål/A 36873-2026 FSC-klagomål.docx
@@ -1537,7 +1537,7 @@
     <w:r>
       <w:tab/>
       <w:tab/>
-      <w:t>2026-10-19</w:t>
+      <w:t>2026-10-20</w:t>
       <w:br/>
       <w:br/>
     </w:r>

--- a/klagomål/A 36873-2026 FSC-klagomål.docx
+++ b/klagomål/A 36873-2026 FSC-klagomål.docx
@@ -1537,7 +1537,7 @@
     <w:r>
       <w:tab/>
       <w:tab/>
-      <w:t>2026-10-20</w:t>
+      <w:t>2026-10-21</w:t>
       <w:br/>
       <w:br/>
     </w:r>

--- a/klagomål/A 36873-2026 FSC-klagomål.docx
+++ b/klagomål/A 36873-2026 FSC-klagomål.docx
@@ -1537,7 +1537,7 @@
     <w:r>
       <w:tab/>
       <w:tab/>
-      <w:t>2026-10-21</w:t>
+      <w:t>2026-10-22</w:t>
       <w:br/>
       <w:br/>
     </w:r>

--- a/klagomål/A 36873-2026 FSC-klagomål.docx
+++ b/klagomål/A 36873-2026 FSC-klagomål.docx
@@ -1537,7 +1537,7 @@
     <w:r>
       <w:tab/>
       <w:tab/>
-      <w:t>2026-10-22</w:t>
+      <w:t>2026-10-23</w:t>
       <w:br/>
       <w:br/>
     </w:r>

--- a/klagomål/A 36873-2026 FSC-klagomål.docx
+++ b/klagomål/A 36873-2026 FSC-klagomål.docx
@@ -216,12 +216,12 @@
         <w:spacing w:after="240"/>
       </w:pPr>
       <w:r>
-        <w:t>Figur 1. Fyndplatser för naturvårdsarter i och inom 23 meter från avverkningsanmälan. Markörer utan svart kant är placerade på fyndplatsen. Markörer med svart kant är placerade vid sidan av fyndplatsen och har ett svart streck som visar fyndplatsens exakta position. Kartans mittpunktskoordinat är N 6850488, E 407075 i SWEREF 99 TM.</w:t>
+        <w:t>Figur 1. Fyndplatser för naturvårdsarter i och inom 25 meter från avverkningsanmälan. Markörer utan svart kant är placerade på fyndplatsen. Markörer med svart kant är placerade vid sidan av fyndplatsen och har ett svart streck som visar fyndplatsens exakta position. Kartans mittpunktskoordinat är N 6850488, E 407075 i SWEREF 99 TM.</w:t>
       </w:r>
     </w:p>
     <w:p>
       <w:r>
-        <w:t>I och inom 23 meter från avverkningsanmälan finns fynd av 25 naturvårdsarter, varav 21 är rödlistade, 6 är fridlysta, 12 är typiska (T) och 1 är signalart (S): fläckporing (VU, T), garnlav (VU, T), gräddporing (VU, T), smalfotad taggsvamp (VU), spadskinn (VU), blanksvart spiklav (NT), blå taggsvamp (NT, T), dropptaggsvamp (NT, T), dvärgbägarlav (NT, T), kolflarnlav (NT, T), kortskaftad ärgspik (NT), mörk kolflarnlav (NT), nordtagging (NT), skarp dropptaggsvamp (NT), svartvit taggsvamp (NT), talltita (NT, §4), tretåig hackspett (NT, T, §4), vaddporing (NT), varglav (NT, §8), vedflamlav (NT), vedskivlav (NT, T), plattlummer (S, T, §9), kransmossa (T), spillkråka (T, §4) och revlummer (§9). Se Figur 1.</w:t>
+        <w:t>I och inom 25 meter från avverkningsanmälan finns fynd av 30 naturvårdsarter, varav 26 är rödlistade, 6 är fridlysta, 15 är typiska (T) och 1 är signalart (S): fläckporing (VU, T), garnlav (VU, T), gräddporing (VU, T), smalfotad taggsvamp (VU), spadskinn (VU), tajgataggsvamp (VU), blanksvart spiklav (NT), blå taggsvamp (NT, T), blågrå svartspik (NT), dropptaggsvamp (NT, T), dvärgbägarlav (NT, T), kolflarnlav (NT, T), kortskaftad ärgspik (NT), motaggsvamp (NT, T), mörk kolflarnlav (NT), nordtagging (NT), skarp dropptaggsvamp (NT), svartvit taggsvamp (NT), talltagel (NT, T), talltita (NT, §4), tretåig hackspett (NT, T, §4), vaddporing (NT), varglav (NT, §8), vedflamlav (NT), vedskivlav (NT, T), violettgrå tagellav (NT, T), plattlummer (S, T, §9), kransmossa (T), spillkråka (T, §4) och revlummer (§9). Se Figur 1.</w:t>
       </w:r>
     </w:p>
     <w:p>
@@ -343,6 +343,26 @@
         <w:rPr>
           <w:b/>
         </w:rPr>
+        <w:t xml:space="preserve">Tajgataggsvamp (VU) </w:t>
+      </w:r>
+      <w:r>
+        <w:t xml:space="preserve">är en sällsynt art som bildar mykorrhiza med tall och växer på marken under gamla tallågor, stubbar och även grenar av tall i brandpräglad torr tallskog på mager sandig mark med lång kontinuitet. Den är placerad högst upp i Skogsstyrelsens värdepyramid för bedömning av skog med höga naturvärden och flertalet växtplatser bör skyddas långsiktigt genom att öka arealen skyddad, brandpräglad, mager tallskog med trädkontinuitet. Troligtvis sammanblandas arten då och då med svartvit taggsvamp </w:t>
+      </w:r>
+      <w:r>
+        <w:rPr>
+          <w:i/>
+        </w:rPr>
+        <w:t>Phellodon connatus</w:t>
+      </w:r>
+      <w:r>
+        <w:t xml:space="preserve"> som vid DNA-undersökningar visat sig ha flera olika former. Tajgataggsvamp är globalt rödlistad som sårbar (VU) vilket innebär att Sverige har ett internationellt ansvar för arten (IUCN, 2025; SLU Artdatabanken, 2024; Nitare &amp; Skogsstyrelsen, 2019).</w:t>
+      </w:r>
+    </w:p>
+    <w:p>
+      <w:r>
+        <w:rPr>
+          <w:b/>
+        </w:rPr>
         <w:t>Blanksvart spiklav (NT)</w:t>
       </w:r>
       <w:r>
@@ -374,6 +394,17 @@
         <w:rPr>
           <w:b/>
         </w:rPr>
+        <w:t>Blågrå svartspik (NT)</w:t>
+      </w:r>
+      <w:r>
+        <w:t xml:space="preserve"> växer på torr, hård ved av gamla, solbelysta torrakor, högstubbar av tall och grova döda grenar på levande tallar i öppna bestånd av naturskogskaraktär. Nästan alltid rör det sig om tjärrika torrträd och högstubbar (töreved, keloträd) som kan vara en bra bit över hundra år, i vissa fall sannolikt hundratals år gamla. Skogsbruk är idag det allvarligaste hotet. Ett långsiktigt hot är att nybildningen av gamla torrakor och högstubbar är en långsam process vilken ofta är beroende av skogsbrand. Nytt substrat bildas numera sannolikt nästan inte alls då antalet naturliga skogsbränder har minskat drastiskt på grund av effektivare brandbekämpning. Döda träd som lämnas efter avverkning är inte lämpliga för arten, eftersom dessa träd inte varit utsatta för skogsbrand och bildat tjärrik ved. Skogsbruksåtgärder på eller i närheten av växtplatserna bör undvikas. Naturskogsartade skogar med förekomst av arten indikerar höga biologiska värden och bör bevaras. Blågrå svartspik har en mycket begränsad utbredning utanför de nordiska länderna varför dessa länder har ett speciellt ansvar för arten (SLU Artdatabanken, 2024).</w:t>
+      </w:r>
+    </w:p>
+    <w:p>
+      <w:r>
+        <w:rPr>
+          <w:b/>
+        </w:rPr>
         <w:t>Dropptaggsvamp (NT)</w:t>
       </w:r>
       <w:r>
@@ -445,6 +476,26 @@
         <w:rPr>
           <w:b/>
         </w:rPr>
+        <w:t xml:space="preserve">Motaggsvamp (NT) </w:t>
+      </w:r>
+      <w:r>
+        <w:t xml:space="preserve">bildar mykorrhiza med tall i tallskog och hittas huvudsakligen i äldre, glesare skogsbestånd och hällmarksimpediment. Arten hotas främst av skogsavverkning och tycks försvinna efter slutavverkning, markberedning och plantering. Motaggsvamp är typisk art för </w:t>
+      </w:r>
+      <w:r>
+        <w:rPr>
+          <w:i/>
+        </w:rPr>
+        <w:t>9010 Taiga</w:t>
+      </w:r>
+      <w:r>
+        <w:t xml:space="preserve"> (SLU Artdatabanken, 2024).</w:t>
+      </w:r>
+    </w:p>
+    <w:p>
+      <w:r>
+        <w:rPr>
+          <w:b/>
+        </w:rPr>
         <w:t>Mörk kolflarnlav (NT)</w:t>
       </w:r>
       <w:r>
@@ -489,6 +540,26 @@
         <w:rPr>
           <w:b/>
         </w:rPr>
+        <w:t>Talltagel (NT)</w:t>
+      </w:r>
+      <w:r>
+        <w:t xml:space="preserve"> är en boreal art som förekommer på tall i äldre, öppna tallskogar. Den påverkas negativt av brist på kontinuitetsskog och minskningstakten bedöms vara nära gränsvärdet för Sårbar (VU). Talltagel är typisk art för </w:t>
+      </w:r>
+      <w:r>
+        <w:rPr>
+          <w:i/>
+        </w:rPr>
+        <w:t>9010 Taiga</w:t>
+      </w:r>
+      <w:r>
+        <w:t xml:space="preserve"> (SLU Artdatabanken, 2026).</w:t>
+      </w:r>
+    </w:p>
+    <w:p>
+      <w:r>
+        <w:rPr>
+          <w:b/>
+        </w:rPr>
         <w:t>Talltita (NT, §4)</w:t>
       </w:r>
       <w:r>
@@ -584,6 +655,26 @@
       </w:r>
       <w:r>
         <w:t xml:space="preserve"> (SLU Artdatabanken, 2024).</w:t>
+      </w:r>
+    </w:p>
+    <w:p>
+      <w:r>
+        <w:rPr>
+          <w:b/>
+        </w:rPr>
+        <w:t>Violettgrå tagellav (NT)</w:t>
+      </w:r>
+      <w:r>
+        <w:t xml:space="preserve"> växer nästan uteslutande i gamla olikåldriga barrnaturskogar med lång skoglig kontinuitet och är en utmärkt signal på skog med höga naturvärden. Slutavverkning av tidigare aldrig slutavverkad skog (kontinuitetsskog) är det största hotet. Biotopen nyskapas i begränsad omfattning och barrskog äldre än 160 år, där den violettgrå tagellaven huvudsakligen påträffas har minskat med 50% de senaste 50 åren. Lågproduktiv skogsmark där laven förekommer bör undantas från skogsbruk och rika förekomster i äldre granskog bör skyddas. Arten är känslig för uttorkning och det är väsentligt att tillräckligt stora bestånd avsätts. Violettgrå tagellav är typisk art för </w:t>
+      </w:r>
+      <w:r>
+        <w:rPr>
+          <w:i/>
+        </w:rPr>
+        <w:t>9010 Taiga</w:t>
+      </w:r>
+      <w:r>
+        <w:t xml:space="preserve"> (SLU Artdatabanken, 2024; Nitare &amp; Skogsstyrelsen, 2019).</w:t>
       </w:r>
     </w:p>
     <w:p>
@@ -787,7 +878,7 @@
         <w:rPr>
           <w:i/>
         </w:rPr>
-        <w:t>I det avverkningsanmälda skogsområdet har 22 rödlistade arter och signalarter påträffats. Detta ska jämföras med Skogsstyrelsens uppföljning 2017 av nyckelbiotoper som visade att man i genomsnitt hittar 20,6 olika rödlistade arter och signalarter i en nyckelbiotop (Wijk, S. 2017. Biologisk mångfald i nyckelbiotoper – Resultat från inventeringen “Uppföljning biologisk mångfald” 2009–2015. Rapport 4/2017 Skogsstyrelsen, Jönköping).</w:t>
+        <w:t>I det avverkningsanmälda skogsområdet har 27 rödlistade arter och signalarter påträffats. Detta ska jämföras med Skogsstyrelsens uppföljning 2017 av nyckelbiotoper som visade att man i genomsnitt hittar 20,6 olika rödlistade arter och signalarter i en nyckelbiotop (Wijk, S. 2017. Biologisk mångfald i nyckelbiotoper – Resultat från inventeringen “Uppföljning biologisk mångfald” 2009–2015. Rapport 4/2017 Skogsstyrelsen, Jönköping).</w:t>
       </w:r>
     </w:p>
     <w:p>
@@ -816,7 +907,7 @@
         <w:rPr>
           <w:i/>
         </w:rPr>
-        <w:t>I det avverkningsanmälda skogsområdet har 25 naturvårdsarter varav 21 rödlistade arter sina livsmiljöer och växtplatser.</w:t>
+        <w:t>I det avverkningsanmälda skogsområdet har 30 naturvårdsarter varav 26 rödlistade arter sina livsmiljöer och växtplatser.</w:t>
       </w:r>
     </w:p>
     <w:p>
@@ -1537,7 +1628,7 @@
     <w:r>
       <w:tab/>
       <w:tab/>
-      <w:t>2026-10-23</w:t>
+      <w:t>2026-10-24</w:t>
       <w:br/>
       <w:br/>
     </w:r>

--- a/klagomål/A 36873-2026 FSC-klagomål.docx
+++ b/klagomål/A 36873-2026 FSC-klagomål.docx
@@ -1628,7 +1628,7 @@
     <w:r>
       <w:tab/>
       <w:tab/>
-      <w:t>2026-10-24</w:t>
+      <w:t>2026-10-25</w:t>
       <w:br/>
       <w:br/>
     </w:r>

--- a/klagomål/A 36873-2026 FSC-klagomål.docx
+++ b/klagomål/A 36873-2026 FSC-klagomål.docx
@@ -1628,7 +1628,7 @@
     <w:r>
       <w:tab/>
       <w:tab/>
-      <w:t>2026-10-25</w:t>
+      <w:t>2026-10-26</w:t>
       <w:br/>
       <w:br/>
     </w:r>

--- a/klagomål/A 36873-2026 FSC-klagomål.docx
+++ b/klagomål/A 36873-2026 FSC-klagomål.docx
@@ -1628,7 +1628,7 @@
     <w:r>
       <w:tab/>
       <w:tab/>
-      <w:t>2026-10-26</w:t>
+      <w:t>2026-10-27</w:t>
       <w:br/>
       <w:br/>
     </w:r>

--- a/klagomål/A 36873-2026 FSC-klagomål.docx
+++ b/klagomål/A 36873-2026 FSC-klagomål.docx
@@ -1628,7 +1628,7 @@
     <w:r>
       <w:tab/>
       <w:tab/>
-      <w:t>2026-10-27</w:t>
+      <w:t>2026-10-28</w:t>
       <w:br/>
       <w:br/>
     </w:r>

--- a/klagomål/A 36873-2026 FSC-klagomål.docx
+++ b/klagomål/A 36873-2026 FSC-klagomål.docx
@@ -1628,7 +1628,7 @@
     <w:r>
       <w:tab/>
       <w:tab/>
-      <w:t>2026-10-28</w:t>
+      <w:t>2026-10-29</w:t>
       <w:br/>
       <w:br/>
     </w:r>

--- a/klagomål/A 36873-2026 FSC-klagomål.docx
+++ b/klagomål/A 36873-2026 FSC-klagomål.docx
@@ -1628,7 +1628,7 @@
     <w:r>
       <w:tab/>
       <w:tab/>
-      <w:t>2026-10-29</w:t>
+      <w:t>2026-10-31</w:t>
       <w:br/>
       <w:br/>
     </w:r>
